--- a/docs/csv-validation/CSV-INT-20260908-7.1-7.4签字与审批汇总表.docx
+++ b/docs/csv-validation/CSV-INT-20260908-7.1-7.4签字与审批汇总表.docx
@@ -55,7 +55,7 @@
           <w:i w:val="false"/>
           <w:sz w:val="21"/>
         </w:rPr>
-        <w:t xml:space="preserve">文件编号：CSV-INT-20260908-SIGN　版本：V0.2　生成日期：2026年09月09日</w:t>
+        <w:t xml:space="preserve">文件编号 CSV-INT-20260908-SIGN　版本 V0.2　生成日期 2026年09月09日</w:t>
       </w:r>
     </w:p>
     <w:p>
@@ -5863,8 +5863,8 @@
       </w:r>
     </w:p>
     <w:sectPr>
-      <w:footerReference w:type="default" r:id="R04ac67829275487a"/>
-      <w:footerReference w:type="first" r:id="Re6e68dc1135a4653"/>
+      <w:footerReference w:type="default" r:id="Ra741dd5a019541b3"/>
+      <w:footerReference w:type="first" r:id="Rdb111c4fde104b40"/>
       <w:pgSz w:w="11906" w:h="16838"/>
       <w:pgMar w:top="1134" w:right="1247" w:bottom="1134" w:left="1247" w:footer="680"/>
       <w:titlePg/>
